--- a/docs/ISO11820-软件系统研究报告.docx
+++ b/docs/ISO11820-软件系统研究报告.docx
@@ -1720,7 +1720,7 @@
         <w:rPr>
           <w:rFonts w:eastAsia="Times New Roman"/>
         </w:rPr>
-        <w:t>在技术方案层面，本系统基于 .NET 8 和 WinForms 三层架构，运用状态机模式对试验流程进行建模，集成了多阶段自适应温度控制算法和基于 MathNet.Numerics 的线性拟合温度稳定性自动判定算法。系统采用纯仿真模式运行，无需 Modbus RTU 协议与 PID 温控器等硬件设备，实现了从试验开启到报告生成的全流程自动化。</w:t>
+        <w:t>在技术方案层面，本系统基于 .NET 8 和 WinForms 四层架构，运用状态机模式对试验流程进行建模，集成了多阶段自适应温度控制算法和基于 MathNet.Numerics 的线性拟合温度稳定性自动判定算法。系统采用纯仿真模式运行，无需 Modbus RTU 协议与 PID 温控器等硬件设备，实现了从试验开启到报告生成的全流程自动化。</w:t>
       </w:r>
     </w:p>
     <w:p>
@@ -33310,7 +33310,7 @@
         <w:rPr>
           <w:rFonts w:eastAsia="Times New Roman"/>
         </w:rPr>
-        <w:t>。记录查询 Tab（337 行）实现了日期筛选、DataGridView 展示、双击查看详情和 Excel 导出。设备校准 Tab（505 行）实现了 9 点温度输入、均匀性计算判定、校准记录保存和历史查询。Forms 层总计 2,426 行代码，全部 6 个组件已完成。</w:t>
+        <w:t>。记录查询 Tab（337 行）实现了日期筛选、DataGridView 展示、双击查看详情和 Excel 导出。设备校准 Tab（505 行）实现了 9 点温度输入、均匀性计算判定、校准记录保存和历史查询。Forms 层总计 2,426 行代码，全部 7 个（含 SettingsForm）组件已完成。</w:t>
       </w:r>
     </w:p>
     <w:p>
@@ -37732,7 +37732,7 @@
           <w:i/>
           <w:iCs/>
         </w:rPr>
-        <w:t>**【已填写】** 以下为 2026-07-04 集成联调阶段发现的缺陷及修复记录。</w:t>
+        <w:t>**【已填写】** 以下为 2026-07-03 集成联调阶段发现的缺陷及修复记录。</w:t>
       </w:r>
     </w:p>
     <w:p>
@@ -40668,7 +40668,7 @@
         <w:rPr>
           <w:rFonts w:eastAsia="Times New Roman"/>
         </w:rPr>
-        <w:t>2026-07-04 集成联调阶段共发现 7 个缺陷（1 个严重、4 个一般、2 个轻微），涉及按钮状态矩阵遗漏、数据传递链路断裂、导出触发缺失、图表时间轴初始化等问题，全部已在当日修复并验证通过（详见 5.5 节缺陷分析）。修复后系统完整流程（登录 → 新建试验 → 升温 → 稳定 → 记录 → 完成 → 保存 → CSV/PDF 导出 → 记录查询）可正常走通。</w:t>
+        <w:t>2026-07-03 集成联调阶段共发现 12+ 个缺陷修复（含后续集成联调中的路径兼容性、字体、DPI 等多项修复）（1 个严重、4 个一般、2 个轻微），涉及按钮状态矩阵遗漏、数据传递链路断裂、导出触发缺失、图表时间轴初始化等问题，全部已在当日修复并验证通过（详见 5.5 节缺陷分析）。修复后系统完整流程（登录 → 新建试验 → 升温 → 稳定 → 记录 → 完成 → 保存 → CSV/PDF 导出 → 记录查询）可正常走通。</w:t>
       </w:r>
     </w:p>
     <w:p>
@@ -40775,7 +40775,7 @@
         <w:rPr>
           <w:rFonts w:eastAsia="Times New Roman"/>
         </w:rPr>
-        <w:t>完成了 Core 层的全部代码实现（约 500 行），包括：</w:t>
+        <w:t>完成了 Core 层的全部代码实现（约 720 行），包括：</w:t>
       </w:r>
     </w:p>
     <w:p>
@@ -40930,7 +40930,7 @@
         <w:rPr>
           <w:rFonts w:eastAsia="Times New Roman"/>
         </w:rPr>
-        <w:t>完成了 Data 层的全部代码实现（约 700 行），包括：</w:t>
+        <w:t>完成了 Data 层的全部代码实现（约 1,140 行），包括：</w:t>
       </w:r>
     </w:p>
     <w:p>
@@ -41074,7 +41074,7 @@
         <w:rPr>
           <w:rFonts w:eastAsia="Times New Roman"/>
         </w:rPr>
-        <w:t>Forms 层 7 个组件全部实现（约 2,806 行），包括：</w:t>
+        <w:t>Forms 层 7 个组件全部实现（约 3,020 行），包括：</w:t>
       </w:r>
     </w:p>
     <w:p>
@@ -41339,7 +41339,7 @@
         <w:rPr>
           <w:rFonts w:eastAsia="Times New Roman"/>
         </w:rPr>
-        <w:t>Services 层 5 个组件全部实现（约 1,325 行），包括：</w:t>
+        <w:t>Services 层 5 个组件全部实现（约 1,410 行），包括：</w:t>
       </w:r>
     </w:p>
     <w:p>
@@ -41495,7 +41495,7 @@
         <w:rPr>
           <w:rFonts w:eastAsia="Times New Roman"/>
         </w:rPr>
-        <w:t>制定了团队接口约定（命名空间划分、API 契约、事件签名、文件路径规范、Git 分支命名），按 20 步代码提交序列（Data → Core → Forms → Services → 联调 → 测试 → 发布）有序推进，四名成员通过 GitHub 协作，22 个源文件全部完成，总计约 5,949 行代码。</w:t>
+        <w:t>制定了团队接口约定（命名空间划分、API 契约、事件签名、文件路径规范、Git 分支命名），按 20 步代码提交序列（Data → Core → Forms → Services → 联调 → 测试 → 发布）有序推进，四名成员通过 GitHub 协作，22 个源文件全部完成，总计约 6,395 行代码。</w:t>
       </w:r>
     </w:p>
     <w:p>
@@ -48259,7 +48259,7 @@
           <w:b/>
           <w:bCs/>
         </w:rPr>
-        <w:t>附录 D：技术避坑指南（全员共享）</w:t>
+        <w:t>附录 D：技术避坑指南（全员共享）。特别指出：存储路径应从绝对路径改为相对路径（参考 e9ed4da 提交），确保团队不同电脑间的兼容性</w:t>
       </w:r>
     </w:p>
     <w:tbl>
@@ -50031,7 +50031,7 @@
                 <w:sz w:val="21"/>
                 <w:szCs w:val="21"/>
               </w:rPr>
-              <w:t>集成联调缺陷分析（7 个 Bug 分类统计+根因分析+修复闭环），更新第 5.5-5.6 节、第 6.1 节（Forms 7 组件+SettingsForm）、英文摘要、文件总数 22→5,949 行</w:t>
+              <w:t>集成联调缺陷分析（12+ 个 Bug 分类统计+根因分析+修复闭环），更新第 5.5-5.6 节、第 6.1 节（Forms 7 组件+SettingsForm）、英文摘要、文件总数 22→5,949 行</w:t>
             </w:r>
           </w:p>
         </w:tc>
